--- a/R2_T03_Rek_04_Komb_Dopuna_binarnih_nizova_bez_susednih_jedinica_v01.docx
+++ b/R2_T03_Rek_04_Komb_Dopuna_binarnih_nizova_bez_susednih_jedinica_v01.docx
@@ -784,7 +784,6 @@
         <w:t xml:space="preserve">L = </w:t>
       </w:r>
       <w:proofErr w:type="spellStart"/>
-      <w:proofErr w:type="gramStart"/>
       <w:r>
         <w:rPr>
           <w:rFonts w:eastAsia="Times New Roman" w:cstheme="minorHAnsi"/>
@@ -793,7 +792,6 @@
         <w:t>s.Length</w:t>
       </w:r>
       <w:proofErr w:type="spellEnd"/>
-      <w:proofErr w:type="gramEnd"/>
       <w:r>
         <w:rPr>
           <w:rFonts w:eastAsia="Times New Roman" w:cstheme="minorHAnsi"/>
@@ -5095,6 +5093,7 @@
                 <w:sz w:val="16"/>
                 <w:szCs w:val="16"/>
               </w:rPr>
+              <w:lastRenderedPageBreak/>
               <w:t xml:space="preserve">        </w:t>
             </w:r>
             <w:r>
@@ -5126,7 +5125,6 @@
                 <w:sz w:val="16"/>
                 <w:szCs w:val="16"/>
               </w:rPr>
-              <w:lastRenderedPageBreak/>
               <w:t xml:space="preserve">            Niz_Ispisi(a);</w:t>
             </w:r>
           </w:p>
@@ -8047,6 +8045,7 @@
           <w:rFonts w:eastAsia="Times New Roman" w:cstheme="minorHAnsi"/>
           <w:lang w:val="sr-Cyrl-RS" w:eastAsia="sr-Latn-RS"/>
         </w:rPr>
+        <w:lastRenderedPageBreak/>
         <w:t>Извршавањем овог кода за дати тест пример из задатка (1...0) добијамо нетачне, али очекиване резултате, односно 2</w:t>
       </w:r>
       <w:r>
@@ -8147,7 +8146,6 @@
           <w:noProof/>
           <w:lang w:val="sr-Cyrl-RS" w:eastAsia="sr-Latn-RS"/>
         </w:rPr>
-        <w:lastRenderedPageBreak/>
         <w:drawing>
           <wp:inline distT="0" distB="0" distL="0" distR="0" wp14:anchorId="7615F4F8" wp14:editId="117578CA">
             <wp:extent cx="2108200" cy="1683777"/>
@@ -10718,7 +10716,15 @@
           <w:rFonts w:eastAsia="Times New Roman" w:cstheme="minorHAnsi"/>
           <w:lang w:val="sr-Cyrl-RS" w:eastAsia="sr-Latn-RS"/>
         </w:rPr>
-        <w:t>Ова верзија програмског кода исписује тражене резултате, али извршавање програмског кода није довољно брзо (ефикасно). Пролазе 4 од 10 тест примера, док за осталих 6 добијамо поруку о прекорачењу времена за извршавање. Следећи корак у решавању овог задатка је да размотримо како би могли да програмски код изменимо да би био ефикаснији.</w:t>
+        <w:t xml:space="preserve">Ова верзија програмског кода исписује тражене резултате, али извршавање програмског кода није довољно брзо (ефикасно). Пролазе 4 од 10 тест примера, док за осталих 6 добијамо поруку о прекорачењу времена за </w:t>
+      </w:r>
+      <w:r>
+        <w:rPr>
+          <w:rFonts w:eastAsia="Times New Roman" w:cstheme="minorHAnsi"/>
+          <w:lang w:val="sr-Cyrl-RS" w:eastAsia="sr-Latn-RS"/>
+        </w:rPr>
+        <w:lastRenderedPageBreak/>
+        <w:t>извршавање. Следећи корак у решавању овог задатка је да размотримо како би могли да програмски код изменимо да би био ефикаснији.</w:t>
       </w:r>
     </w:p>
     <w:p>
@@ -12853,6 +12859,7 @@
       </w:pPr>
       <w:r>
         <w:rPr>
+          <w:noProof/>
           <w:lang w:val="sr-Cyrl-RS"/>
         </w:rPr>
         <w:lastRenderedPageBreak/>
@@ -17072,14 +17079,14 @@
         <w:rPr>
           <w:lang w:val="sr-Cyrl-RS"/>
         </w:rPr>
-        <w:t xml:space="preserve">која током извршавања програма увек има вредност 2, јер се односи на број могући број различитих вредности бита (0 или 1). Уколико је замислимо да је текст задатка нешто другачији, као на пример да вредности елемената низа могу бити 0, 1 или 2, али да и даље постоји услов да нема суседних </w:t>
+        <w:t xml:space="preserve">која током извршавања програма увек има вредност 2, јер се односи на број могући број различитих вредности бита (0 или 1). Уколико је замислимо да је текст задатка нешто другачији, као </w:t>
       </w:r>
       <w:r>
         <w:rPr>
           <w:lang w:val="sr-Cyrl-RS"/>
         </w:rPr>
         <w:lastRenderedPageBreak/>
-        <w:t xml:space="preserve">јединица, онда би вредност променљиве </w:t>
+        <w:t xml:space="preserve">на пример да вредности елемената низа могу бити 0, 1 или 2, али да и даље постоји услов да нема суседних јединица, онда би вредност променљиве </w:t>
       </w:r>
       <w:r>
         <w:rPr>
@@ -17107,13 +17114,7 @@
         <w:rPr>
           <w:lang w:val="sr-Cyrl-RS"/>
         </w:rPr>
-        <w:t xml:space="preserve"> </w:t>
-      </w:r>
-      <w:r>
-        <w:rPr>
-          <w:lang w:val="sr-Cyrl-RS"/>
-        </w:rPr>
-        <w:t xml:space="preserve"> константом (2)</w:t>
+        <w:t xml:space="preserve">  константом (2)</w:t>
       </w:r>
       <w:r>
         <w:rPr>
@@ -19368,13 +19369,7 @@
           <w:lang w:val="sr-Cyrl-RS"/>
         </w:rPr>
         <w:lastRenderedPageBreak/>
-        <w:t>Рекурзивно решење</w:t>
-      </w:r>
-      <w:r>
-        <w:rPr>
-          <w:lang w:val="sr-Cyrl-RS"/>
-        </w:rPr>
-        <w:t xml:space="preserve"> програмског кода</w:t>
+        <w:t>Рекурзивно решење програмског кода</w:t>
       </w:r>
     </w:p>
     <w:p>
@@ -21029,7 +21024,12 @@
       </w:pPr>
     </w:p>
     <w:sectPr>
-      <w:headerReference w:type="default" r:id="rId15"/>
+      <w:headerReference w:type="even" r:id="rId15"/>
+      <w:headerReference w:type="default" r:id="rId16"/>
+      <w:footerReference w:type="even" r:id="rId17"/>
+      <w:footerReference w:type="default" r:id="rId18"/>
+      <w:headerReference w:type="first" r:id="rId19"/>
+      <w:footerReference w:type="first" r:id="rId20"/>
       <w:pgSz w:w="11906" w:h="16838" w:code="9"/>
       <w:pgMar w:top="851" w:right="567" w:bottom="851" w:left="567" w:header="709" w:footer="709" w:gutter="0"/>
       <w:cols w:space="708"/>
@@ -21064,6 +21064,36 @@
 </w:endnotes>
 </file>
 
+<file path=word/footer1.xml><?xml version="1.0" encoding="utf-8"?>
+<w:ftr xmlns:wpc="http://schemas.microsoft.com/office/word/2010/wordprocessingCanvas" xmlns:cx="http://schemas.microsoft.com/office/drawing/2014/chartex" xmlns:cx1="http://schemas.microsoft.com/office/drawing/2015/9/8/chartex" xmlns:cx2="http://schemas.microsoft.com/office/drawing/2015/10/21/chartex" xmlns:cx3="http://schemas.microsoft.com/office/drawing/2016/5/9/chartex" xmlns:cx4="http://schemas.microsoft.com/office/drawing/2016/5/10/chartex" xmlns:cx5="http://schemas.microsoft.com/office/drawing/2016/5/11/chartex" xmlns:cx6="http://schemas.microsoft.com/office/drawing/2016/5/12/chartex" xmlns:cx7="http://schemas.microsoft.com/office/drawing/2016/5/13/chartex" xmlns:cx8="http://schemas.microsoft.com/office/drawing/2016/5/14/chartex" xmlns:mc="http://schemas.openxmlformats.org/markup-compatibility/2006" xmlns:aink="http://schemas.microsoft.com/office/drawing/2016/ink" xmlns:am3d="http://schemas.microsoft.com/office/drawing/2017/model3d" xmlns:o="urn:schemas-microsoft-com:office:office" xmlns:r="http://schemas.openxmlformats.org/officeDocument/2006/relationships" xmlns:m="http://schemas.openxmlformats.org/officeDocument/2006/math" xmlns:v="urn:schemas-microsoft-com:vml" xmlns:wp14="http://schemas.microsoft.com/office/word/2010/wordprocessingDrawing" xmlns:wp="http://schemas.openxmlformats.org/drawingml/2006/wordprocessingDrawing" xmlns:w10="urn:schemas-microsoft-com:office:word" xmlns:w="http://schemas.openxmlformats.org/wordprocessingml/2006/main" xmlns:w14="http://schemas.microsoft.com/office/word/2010/wordml" xmlns:w15="http://schemas.microsoft.com/office/word/2012/wordml" xmlns:w16cex="http://schemas.microsoft.com/office/word/2018/wordml/cex" xmlns:w16cid="http://schemas.microsoft.com/office/word/2016/wordml/cid" xmlns:w16="http://schemas.microsoft.com/office/word/2018/wordml" xmlns:w16se="http://schemas.microsoft.com/office/word/2015/wordml/symex" xmlns:wpg="http://schemas.microsoft.com/office/word/2010/wordprocessingGroup" xmlns:wpi="http://schemas.microsoft.com/office/word/2010/wordprocessingInk" xmlns:wne="http://schemas.microsoft.com/office/word/2006/wordml" xmlns:wps="http://schemas.microsoft.com/office/word/2010/wordprocessingShape" mc:Ignorable="w14 w15 w16se w16cid w16 w16cex wp14">
+  <w:p>
+    <w:pPr>
+      <w:pStyle w:val="Footer"/>
+    </w:pPr>
+  </w:p>
+</w:ftr>
+</file>
+
+<file path=word/footer2.xml><?xml version="1.0" encoding="utf-8"?>
+<w:ftr xmlns:wpc="http://schemas.microsoft.com/office/word/2010/wordprocessingCanvas" xmlns:cx="http://schemas.microsoft.com/office/drawing/2014/chartex" xmlns:cx1="http://schemas.microsoft.com/office/drawing/2015/9/8/chartex" xmlns:cx2="http://schemas.microsoft.com/office/drawing/2015/10/21/chartex" xmlns:cx3="http://schemas.microsoft.com/office/drawing/2016/5/9/chartex" xmlns:cx4="http://schemas.microsoft.com/office/drawing/2016/5/10/chartex" xmlns:cx5="http://schemas.microsoft.com/office/drawing/2016/5/11/chartex" xmlns:cx6="http://schemas.microsoft.com/office/drawing/2016/5/12/chartex" xmlns:cx7="http://schemas.microsoft.com/office/drawing/2016/5/13/chartex" xmlns:cx8="http://schemas.microsoft.com/office/drawing/2016/5/14/chartex" xmlns:mc="http://schemas.openxmlformats.org/markup-compatibility/2006" xmlns:aink="http://schemas.microsoft.com/office/drawing/2016/ink" xmlns:am3d="http://schemas.microsoft.com/office/drawing/2017/model3d" xmlns:o="urn:schemas-microsoft-com:office:office" xmlns:r="http://schemas.openxmlformats.org/officeDocument/2006/relationships" xmlns:m="http://schemas.openxmlformats.org/officeDocument/2006/math" xmlns:v="urn:schemas-microsoft-com:vml" xmlns:wp14="http://schemas.microsoft.com/office/word/2010/wordprocessingDrawing" xmlns:wp="http://schemas.openxmlformats.org/drawingml/2006/wordprocessingDrawing" xmlns:w10="urn:schemas-microsoft-com:office:word" xmlns:w="http://schemas.openxmlformats.org/wordprocessingml/2006/main" xmlns:w14="http://schemas.microsoft.com/office/word/2010/wordml" xmlns:w15="http://schemas.microsoft.com/office/word/2012/wordml" xmlns:w16cex="http://schemas.microsoft.com/office/word/2018/wordml/cex" xmlns:w16cid="http://schemas.microsoft.com/office/word/2016/wordml/cid" xmlns:w16="http://schemas.microsoft.com/office/word/2018/wordml" xmlns:w16se="http://schemas.microsoft.com/office/word/2015/wordml/symex" xmlns:wpg="http://schemas.microsoft.com/office/word/2010/wordprocessingGroup" xmlns:wpi="http://schemas.microsoft.com/office/word/2010/wordprocessingInk" xmlns:wne="http://schemas.microsoft.com/office/word/2006/wordml" xmlns:wps="http://schemas.microsoft.com/office/word/2010/wordprocessingShape" mc:Ignorable="w14 w15 w16se w16cid w16 w16cex wp14">
+  <w:p>
+    <w:pPr>
+      <w:pStyle w:val="Footer"/>
+    </w:pPr>
+  </w:p>
+</w:ftr>
+</file>
+
+<file path=word/footer3.xml><?xml version="1.0" encoding="utf-8"?>
+<w:ftr xmlns:wpc="http://schemas.microsoft.com/office/word/2010/wordprocessingCanvas" xmlns:cx="http://schemas.microsoft.com/office/drawing/2014/chartex" xmlns:cx1="http://schemas.microsoft.com/office/drawing/2015/9/8/chartex" xmlns:cx2="http://schemas.microsoft.com/office/drawing/2015/10/21/chartex" xmlns:cx3="http://schemas.microsoft.com/office/drawing/2016/5/9/chartex" xmlns:cx4="http://schemas.microsoft.com/office/drawing/2016/5/10/chartex" xmlns:cx5="http://schemas.microsoft.com/office/drawing/2016/5/11/chartex" xmlns:cx6="http://schemas.microsoft.com/office/drawing/2016/5/12/chartex" xmlns:cx7="http://schemas.microsoft.com/office/drawing/2016/5/13/chartex" xmlns:cx8="http://schemas.microsoft.com/office/drawing/2016/5/14/chartex" xmlns:mc="http://schemas.openxmlformats.org/markup-compatibility/2006" xmlns:aink="http://schemas.microsoft.com/office/drawing/2016/ink" xmlns:am3d="http://schemas.microsoft.com/office/drawing/2017/model3d" xmlns:o="urn:schemas-microsoft-com:office:office" xmlns:r="http://schemas.openxmlformats.org/officeDocument/2006/relationships" xmlns:m="http://schemas.openxmlformats.org/officeDocument/2006/math" xmlns:v="urn:schemas-microsoft-com:vml" xmlns:wp14="http://schemas.microsoft.com/office/word/2010/wordprocessingDrawing" xmlns:wp="http://schemas.openxmlformats.org/drawingml/2006/wordprocessingDrawing" xmlns:w10="urn:schemas-microsoft-com:office:word" xmlns:w="http://schemas.openxmlformats.org/wordprocessingml/2006/main" xmlns:w14="http://schemas.microsoft.com/office/word/2010/wordml" xmlns:w15="http://schemas.microsoft.com/office/word/2012/wordml" xmlns:w16cex="http://schemas.microsoft.com/office/word/2018/wordml/cex" xmlns:w16cid="http://schemas.microsoft.com/office/word/2016/wordml/cid" xmlns:w16="http://schemas.microsoft.com/office/word/2018/wordml" xmlns:w16se="http://schemas.microsoft.com/office/word/2015/wordml/symex" xmlns:wpg="http://schemas.microsoft.com/office/word/2010/wordprocessingGroup" xmlns:wpi="http://schemas.microsoft.com/office/word/2010/wordprocessingInk" xmlns:wne="http://schemas.microsoft.com/office/word/2006/wordml" xmlns:wps="http://schemas.microsoft.com/office/word/2010/wordprocessingShape" mc:Ignorable="w14 w15 w16se w16cid w16 w16cex wp14">
+  <w:p>
+    <w:pPr>
+      <w:pStyle w:val="Footer"/>
+    </w:pPr>
+  </w:p>
+</w:ftr>
+</file>
+
 <file path=word/footnotes.xml><?xml version="1.0" encoding="utf-8"?>
 <w:footnotes xmlns:wpc="http://schemas.microsoft.com/office/word/2010/wordprocessingCanvas" xmlns:cx="http://schemas.microsoft.com/office/drawing/2014/chartex" xmlns:cx1="http://schemas.microsoft.com/office/drawing/2015/9/8/chartex" xmlns:cx2="http://schemas.microsoft.com/office/drawing/2015/10/21/chartex" xmlns:cx3="http://schemas.microsoft.com/office/drawing/2016/5/9/chartex" xmlns:cx4="http://schemas.microsoft.com/office/drawing/2016/5/10/chartex" xmlns:cx5="http://schemas.microsoft.com/office/drawing/2016/5/11/chartex" xmlns:cx6="http://schemas.microsoft.com/office/drawing/2016/5/12/chartex" xmlns:cx7="http://schemas.microsoft.com/office/drawing/2016/5/13/chartex" xmlns:cx8="http://schemas.microsoft.com/office/drawing/2016/5/14/chartex" xmlns:mc="http://schemas.openxmlformats.org/markup-compatibility/2006" xmlns:aink="http://schemas.microsoft.com/office/drawing/2016/ink" xmlns:am3d="http://schemas.microsoft.com/office/drawing/2017/model3d" xmlns:o="urn:schemas-microsoft-com:office:office" xmlns:r="http://schemas.openxmlformats.org/officeDocument/2006/relationships" xmlns:m="http://schemas.openxmlformats.org/officeDocument/2006/math" xmlns:v="urn:schemas-microsoft-com:vml" xmlns:wp14="http://schemas.microsoft.com/office/word/2010/wordprocessingDrawing" xmlns:wp="http://schemas.openxmlformats.org/drawingml/2006/wordprocessingDrawing" xmlns:w10="urn:schemas-microsoft-com:office:word" xmlns:w="http://schemas.openxmlformats.org/wordprocessingml/2006/main" xmlns:w14="http://schemas.microsoft.com/office/word/2010/wordml" xmlns:w15="http://schemas.microsoft.com/office/word/2012/wordml" xmlns:w16cex="http://schemas.microsoft.com/office/word/2018/wordml/cex" xmlns:w16cid="http://schemas.microsoft.com/office/word/2016/wordml/cid" xmlns:w16="http://schemas.microsoft.com/office/word/2018/wordml" xmlns:w16se="http://schemas.microsoft.com/office/word/2015/wordml/symex" xmlns:wpg="http://schemas.microsoft.com/office/word/2010/wordprocessingGroup" xmlns:wpi="http://schemas.microsoft.com/office/word/2010/wordprocessingInk" xmlns:wne="http://schemas.microsoft.com/office/word/2006/wordml" xmlns:wps="http://schemas.microsoft.com/office/word/2010/wordprocessingShape" mc:Ignorable="w14 w15 w16se w16cid w16 w16cex wp14">
   <w:footnote w:type="separator" w:id="-1">
@@ -21116,6 +21146,16 @@
 </file>
 
 <file path=word/header1.xml><?xml version="1.0" encoding="utf-8"?>
+<w:hdr xmlns:wpc="http://schemas.microsoft.com/office/word/2010/wordprocessingCanvas" xmlns:cx="http://schemas.microsoft.com/office/drawing/2014/chartex" xmlns:cx1="http://schemas.microsoft.com/office/drawing/2015/9/8/chartex" xmlns:cx2="http://schemas.microsoft.com/office/drawing/2015/10/21/chartex" xmlns:cx3="http://schemas.microsoft.com/office/drawing/2016/5/9/chartex" xmlns:cx4="http://schemas.microsoft.com/office/drawing/2016/5/10/chartex" xmlns:cx5="http://schemas.microsoft.com/office/drawing/2016/5/11/chartex" xmlns:cx6="http://schemas.microsoft.com/office/drawing/2016/5/12/chartex" xmlns:cx7="http://schemas.microsoft.com/office/drawing/2016/5/13/chartex" xmlns:cx8="http://schemas.microsoft.com/office/drawing/2016/5/14/chartex" xmlns:mc="http://schemas.openxmlformats.org/markup-compatibility/2006" xmlns:aink="http://schemas.microsoft.com/office/drawing/2016/ink" xmlns:am3d="http://schemas.microsoft.com/office/drawing/2017/model3d" xmlns:o="urn:schemas-microsoft-com:office:office" xmlns:r="http://schemas.openxmlformats.org/officeDocument/2006/relationships" xmlns:m="http://schemas.openxmlformats.org/officeDocument/2006/math" xmlns:v="urn:schemas-microsoft-com:vml" xmlns:wp14="http://schemas.microsoft.com/office/word/2010/wordprocessingDrawing" xmlns:wp="http://schemas.openxmlformats.org/drawingml/2006/wordprocessingDrawing" xmlns:w10="urn:schemas-microsoft-com:office:word" xmlns:w="http://schemas.openxmlformats.org/wordprocessingml/2006/main" xmlns:w14="http://schemas.microsoft.com/office/word/2010/wordml" xmlns:w15="http://schemas.microsoft.com/office/word/2012/wordml" xmlns:w16cex="http://schemas.microsoft.com/office/word/2018/wordml/cex" xmlns:w16cid="http://schemas.microsoft.com/office/word/2016/wordml/cid" xmlns:w16="http://schemas.microsoft.com/office/word/2018/wordml" xmlns:w16se="http://schemas.microsoft.com/office/word/2015/wordml/symex" xmlns:wpg="http://schemas.microsoft.com/office/word/2010/wordprocessingGroup" xmlns:wpi="http://schemas.microsoft.com/office/word/2010/wordprocessingInk" xmlns:wne="http://schemas.microsoft.com/office/word/2006/wordml" xmlns:wps="http://schemas.microsoft.com/office/word/2010/wordprocessingShape" mc:Ignorable="w14 w15 w16se w16cid w16 w16cex wp14">
+  <w:p>
+    <w:pPr>
+      <w:pStyle w:val="Header"/>
+    </w:pPr>
+  </w:p>
+</w:hdr>
+</file>
+
+<file path=word/header2.xml><?xml version="1.0" encoding="utf-8"?>
 <w:hdr xmlns:wpc="http://schemas.microsoft.com/office/word/2010/wordprocessingCanvas" xmlns:cx="http://schemas.microsoft.com/office/drawing/2014/chartex" xmlns:cx1="http://schemas.microsoft.com/office/drawing/2015/9/8/chartex" xmlns:cx2="http://schemas.microsoft.com/office/drawing/2015/10/21/chartex" xmlns:cx3="http://schemas.microsoft.com/office/drawing/2016/5/9/chartex" xmlns:cx4="http://schemas.microsoft.com/office/drawing/2016/5/10/chartex" xmlns:cx5="http://schemas.microsoft.com/office/drawing/2016/5/11/chartex" xmlns:cx6="http://schemas.microsoft.com/office/drawing/2016/5/12/chartex" xmlns:cx7="http://schemas.microsoft.com/office/drawing/2016/5/13/chartex" xmlns:cx8="http://schemas.microsoft.com/office/drawing/2016/5/14/chartex" xmlns:mc="http://schemas.openxmlformats.org/markup-compatibility/2006" xmlns:aink="http://schemas.microsoft.com/office/drawing/2016/ink" xmlns:am3d="http://schemas.microsoft.com/office/drawing/2017/model3d" xmlns:o="urn:schemas-microsoft-com:office:office" xmlns:r="http://schemas.openxmlformats.org/officeDocument/2006/relationships" xmlns:m="http://schemas.openxmlformats.org/officeDocument/2006/math" xmlns:v="urn:schemas-microsoft-com:vml" xmlns:wp14="http://schemas.microsoft.com/office/word/2010/wordprocessingDrawing" xmlns:wp="http://schemas.openxmlformats.org/drawingml/2006/wordprocessingDrawing" xmlns:w10="urn:schemas-microsoft-com:office:word" xmlns:w="http://schemas.openxmlformats.org/wordprocessingml/2006/main" xmlns:w14="http://schemas.microsoft.com/office/word/2010/wordml" xmlns:w15="http://schemas.microsoft.com/office/word/2012/wordml" xmlns:w16cex="http://schemas.microsoft.com/office/word/2018/wordml/cex" xmlns:w16cid="http://schemas.microsoft.com/office/word/2016/wordml/cid" xmlns:w16="http://schemas.microsoft.com/office/word/2018/wordml" xmlns:w16se="http://schemas.microsoft.com/office/word/2015/wordml/symex" xmlns:wpg="http://schemas.microsoft.com/office/word/2010/wordprocessingGroup" xmlns:wpi="http://schemas.microsoft.com/office/word/2010/wordprocessingInk" xmlns:wne="http://schemas.microsoft.com/office/word/2006/wordml" xmlns:wps="http://schemas.microsoft.com/office/word/2010/wordprocessingShape" mc:Ignorable="w14 w15 w16se w16cid w16 w16cex wp14">
   <w:sdt>
     <w:sdtPr>
@@ -21137,6 +21177,9 @@
           <w:pBdr>
             <w:bottom w:val="single" w:sz="4" w:space="1" w:color="auto"/>
           </w:pBdr>
+          <w:tabs>
+            <w:tab w:val="left" w:pos="8856"/>
+          </w:tabs>
         </w:pPr>
         <w:r>
           <w:rPr>
@@ -21180,7 +21223,18 @@
             <w:szCs w:val="18"/>
             <w:lang w:val="sr-Cyrl-RS"/>
           </w:rPr>
-          <w:t>. Комбинаторика: Допуна бинарних низова без суседних јединица</w:t>
+          <w:t xml:space="preserve">. </w:t>
+        </w:r>
+        <w:r>
+          <w:rPr>
+            <w:rFonts w:cstheme="minorHAnsi"/>
+            <w:b/>
+            <w:bCs/>
+            <w:sz w:val="18"/>
+            <w:szCs w:val="18"/>
+            <w:lang w:val="sr-Cyrl-RS"/>
+          </w:rPr>
+          <w:t>Комбинаторика: Допуна бинарних низова без суседних јединица</w:t>
         </w:r>
         <w:r>
           <w:rPr>
@@ -21194,52 +21248,129 @@
           <w:rPr>
             <w:b/>
             <w:bCs/>
-            <w:sz w:val="18"/>
-            <w:szCs w:val="18"/>
+            <w:lang w:val="sr-Cyrl-RS"/>
+          </w:rPr>
+          <w:tab/>
+        </w:r>
+        <w:r>
+          <w:rPr>
+            <w:b/>
+            <w:bCs/>
+            <w:lang w:val="sr-Cyrl-RS"/>
+          </w:rPr>
+          <w:tab/>
+        </w:r>
+        <w:r>
+          <w:rPr>
+            <w:rStyle w:val="PageNumber"/>
+            <w:sz w:val="16"/>
+            <w:szCs w:val="16"/>
+            <w:lang w:val="sr-Cyrl-CS"/>
+          </w:rPr>
+          <w:t xml:space="preserve">страна </w:t>
+        </w:r>
+        <w:r>
+          <w:rPr>
+            <w:rStyle w:val="PageNumber"/>
+            <w:sz w:val="16"/>
+            <w:szCs w:val="16"/>
           </w:rPr>
           <w:fldChar w:fldCharType="begin"/>
         </w:r>
         <w:r>
           <w:rPr>
-            <w:b/>
-            <w:bCs/>
-            <w:sz w:val="18"/>
-            <w:szCs w:val="18"/>
+            <w:rStyle w:val="PageNumber"/>
+            <w:sz w:val="16"/>
+            <w:szCs w:val="16"/>
           </w:rPr>
-          <w:instrText xml:space="preserve"> PAGE   \* MERGEFORMAT </w:instrText>
+          <w:instrText xml:space="preserve">PAGE  </w:instrText>
         </w:r>
         <w:r>
           <w:rPr>
-            <w:b/>
-            <w:bCs/>
-            <w:sz w:val="18"/>
-            <w:szCs w:val="18"/>
+            <w:rStyle w:val="PageNumber"/>
+            <w:sz w:val="16"/>
+            <w:szCs w:val="16"/>
           </w:rPr>
           <w:fldChar w:fldCharType="separate"/>
         </w:r>
         <w:r>
           <w:rPr>
-            <w:b/>
-            <w:bCs/>
-            <w:noProof/>
-            <w:sz w:val="18"/>
-            <w:szCs w:val="18"/>
+            <w:rStyle w:val="PageNumber"/>
+            <w:sz w:val="16"/>
+            <w:szCs w:val="16"/>
           </w:rPr>
-          <w:t>2</w:t>
+          <w:t>1</w:t>
         </w:r>
         <w:r>
           <w:rPr>
-            <w:b/>
-            <w:bCs/>
-            <w:noProof/>
-            <w:sz w:val="18"/>
-            <w:szCs w:val="18"/>
+            <w:rStyle w:val="PageNumber"/>
+            <w:sz w:val="16"/>
+            <w:szCs w:val="16"/>
+          </w:rPr>
+          <w:fldChar w:fldCharType="end"/>
+        </w:r>
+        <w:r>
+          <w:rPr>
+            <w:rStyle w:val="PageNumber"/>
+            <w:sz w:val="16"/>
+            <w:szCs w:val="16"/>
+            <w:lang w:val="sr-Cyrl-CS"/>
+          </w:rPr>
+          <w:t xml:space="preserve"> од </w:t>
+        </w:r>
+        <w:r>
+          <w:rPr>
+            <w:rStyle w:val="PageNumber"/>
+            <w:sz w:val="16"/>
+            <w:szCs w:val="16"/>
+          </w:rPr>
+          <w:fldChar w:fldCharType="begin"/>
+        </w:r>
+        <w:r>
+          <w:rPr>
+            <w:rStyle w:val="PageNumber"/>
+            <w:sz w:val="16"/>
+            <w:szCs w:val="16"/>
+          </w:rPr>
+          <w:instrText xml:space="preserve"> NUMPAGES </w:instrText>
+        </w:r>
+        <w:r>
+          <w:rPr>
+            <w:rStyle w:val="PageNumber"/>
+            <w:sz w:val="16"/>
+            <w:szCs w:val="16"/>
+          </w:rPr>
+          <w:fldChar w:fldCharType="separate"/>
+        </w:r>
+        <w:r>
+          <w:rPr>
+            <w:rStyle w:val="PageNumber"/>
+            <w:sz w:val="16"/>
+            <w:szCs w:val="16"/>
+          </w:rPr>
+          <w:t>4</w:t>
+        </w:r>
+        <w:r>
+          <w:rPr>
+            <w:rStyle w:val="PageNumber"/>
+            <w:sz w:val="16"/>
+            <w:szCs w:val="16"/>
           </w:rPr>
           <w:fldChar w:fldCharType="end"/>
         </w:r>
       </w:p>
     </w:sdtContent>
   </w:sdt>
+</w:hdr>
+</file>
+
+<file path=word/header3.xml><?xml version="1.0" encoding="utf-8"?>
+<w:hdr xmlns:wpc="http://schemas.microsoft.com/office/word/2010/wordprocessingCanvas" xmlns:cx="http://schemas.microsoft.com/office/drawing/2014/chartex" xmlns:cx1="http://schemas.microsoft.com/office/drawing/2015/9/8/chartex" xmlns:cx2="http://schemas.microsoft.com/office/drawing/2015/10/21/chartex" xmlns:cx3="http://schemas.microsoft.com/office/drawing/2016/5/9/chartex" xmlns:cx4="http://schemas.microsoft.com/office/drawing/2016/5/10/chartex" xmlns:cx5="http://schemas.microsoft.com/office/drawing/2016/5/11/chartex" xmlns:cx6="http://schemas.microsoft.com/office/drawing/2016/5/12/chartex" xmlns:cx7="http://schemas.microsoft.com/office/drawing/2016/5/13/chartex" xmlns:cx8="http://schemas.microsoft.com/office/drawing/2016/5/14/chartex" xmlns:mc="http://schemas.openxmlformats.org/markup-compatibility/2006" xmlns:aink="http://schemas.microsoft.com/office/drawing/2016/ink" xmlns:am3d="http://schemas.microsoft.com/office/drawing/2017/model3d" xmlns:o="urn:schemas-microsoft-com:office:office" xmlns:r="http://schemas.openxmlformats.org/officeDocument/2006/relationships" xmlns:m="http://schemas.openxmlformats.org/officeDocument/2006/math" xmlns:v="urn:schemas-microsoft-com:vml" xmlns:wp14="http://schemas.microsoft.com/office/word/2010/wordprocessingDrawing" xmlns:wp="http://schemas.openxmlformats.org/drawingml/2006/wordprocessingDrawing" xmlns:w10="urn:schemas-microsoft-com:office:word" xmlns:w="http://schemas.openxmlformats.org/wordprocessingml/2006/main" xmlns:w14="http://schemas.microsoft.com/office/word/2010/wordml" xmlns:w15="http://schemas.microsoft.com/office/word/2012/wordml" xmlns:w16cex="http://schemas.microsoft.com/office/word/2018/wordml/cex" xmlns:w16cid="http://schemas.microsoft.com/office/word/2016/wordml/cid" xmlns:w16="http://schemas.microsoft.com/office/word/2018/wordml" xmlns:w16se="http://schemas.microsoft.com/office/word/2015/wordml/symex" xmlns:wpg="http://schemas.microsoft.com/office/word/2010/wordprocessingGroup" xmlns:wpi="http://schemas.microsoft.com/office/word/2010/wordprocessingInk" xmlns:wne="http://schemas.microsoft.com/office/word/2006/wordml" xmlns:wps="http://schemas.microsoft.com/office/word/2010/wordprocessingShape" mc:Ignorable="w14 w15 w16se w16cid w16 w16cex wp14">
+  <w:p>
+    <w:pPr>
+      <w:pStyle w:val="Header"/>
+    </w:pPr>
+  </w:p>
 </w:hdr>
 </file>
 
@@ -22299,7 +22430,7 @@
     <w:lsdException w:name="footnote reference" w:semiHidden="1" w:unhideWhenUsed="1"/>
     <w:lsdException w:name="annotation reference" w:semiHidden="1" w:unhideWhenUsed="1"/>
     <w:lsdException w:name="line number" w:semiHidden="1" w:unhideWhenUsed="1"/>
-    <w:lsdException w:name="page number" w:semiHidden="1" w:unhideWhenUsed="1"/>
+    <w:lsdException w:name="page number" w:semiHidden="1" w:uiPriority="0" w:unhideWhenUsed="1"/>
     <w:lsdException w:name="endnote reference" w:semiHidden="1" w:unhideWhenUsed="1"/>
     <w:lsdException w:name="endnote text" w:semiHidden="1" w:unhideWhenUsed="1"/>
     <w:lsdException w:name="table of authorities" w:semiHidden="1" w:unhideWhenUsed="1"/>
@@ -23264,6 +23395,11 @@
       <w:vertAlign w:val="superscript"/>
     </w:rPr>
   </w:style>
+  <w:style w:type="character" w:styleId="PageNumber">
+    <w:name w:val="page number"/>
+    <w:basedOn w:val="DefaultParagraphFont"/>
+    <w:rsid w:val="00711002"/>
+  </w:style>
 </w:styles>
 </file>
 
